--- a/entrega/manuales/3 - Manual de recepcion.docx
+++ b/entrega/manuales/3 - Manual de recepcion.docx
@@ -749,6 +749,15 @@
       </w:r>
     </w:p>
     <w:p>
+      <w:r>
+        <w:rPr>
+          <w:i w:val="0"/>
+          <w:sz w:val="21"/>
+        </w:rPr>
+        <w:t>Cada reserva que entra por el sitio llega además al correo reservas@restauranteelpatio.com, con todos sus datos y un enlace para confirmarla por WhatsApp con el mensaje ya escrito. El correo es un aviso: la reserva se confirma y se le separa la mesa aquí, en esta pestaña.</w:t>
+      </w:r>
+    </w:p>
+    <w:p>
       <w:pPr>
         <w:pStyle w:val="ListBullet"/>
         <w:spacing w:after="80"/>
